--- a/public/templates/venda_casada_cef.docx
+++ b/public/templates/venda_casada_cef.docx
@@ -1862,7 +1862,7 @@
           <w:rFonts w:asciiTheme="minorHAnsi" w:hAnsiTheme="minorHAnsi" w:cstheme="minorHAnsi"/>
           <w:lang w:val="pt-BR"/>
         </w:rPr>
-        <w:t xml:space="preserve">A parte requerente é cliente do requerido, onde realizou contrato de empréstimo consignado n° 6182708, no valor de </w:t>
+        <w:t xml:space="preserve">A parte requerente é cliente do requerido, onde realizou contrato de empréstimo consignado n° ________, no valor de </w:t>
       </w:r>
       <w:bookmarkStart w:id="0" w:name="_Hlk111535106"/>
       <w:r>
@@ -1878,9 +1878,9 @@
           <w:rFonts w:asciiTheme="minorHAnsi" w:hAnsiTheme="minorHAnsi" w:cstheme="minorHAnsi"/>
           <w:lang w:val="pt-BR"/>
         </w:rPr>
-        <w:t xml:space="preserve">2.000,05 (dois mil reais e cinco centavos), porém, em virtude do acréscimo do Seguro Prestamista no valor de R$ 122,27 (cento e vinte e dois reais e vinte e sete centavos), bem como encargos referente a operação financeira no valor de R$ 97,63 (noventa e sete reais e sessenta </w:t>
+        <w:t xml:space="preserve">________ (dois mil reais e cinco centavos), porém, em virtude do acréscimo do Seguro Prestamista no valor de R$ ________ (________), bem como encargos referente a operação financeira no valor de R$ ________ (noventa e sete reais e sessenta </w:t>
         <w:lastRenderedPageBreak/>
-        <w:t xml:space="preserve">e três centavos), o empréstimo resultou no valor total de R$ 2.219,65 (dois mil, duzentos e dezenove reais e sessenta e cinco centavos). </w:t>
+        <w:t xml:space="preserve">e três centavos), o empréstimo resultou no valor total de R$ ________ (________). </w:t>
       </w:r>
     </w:p>
     <w:p>
@@ -1917,7 +1917,7 @@
           <w:bCs/>
           <w:lang w:val="pt-BR"/>
         </w:rPr>
-        <w:t>“Seguro Prestamista” no valor de R$ 122,27 (cento e vinte e dois reais e vinte e sete centavos), o qual foi imposto no próprio contrato de empréstimo. Confira-se:</w:t>
+        <w:t>“Seguro Prestamista” no valor de R$ ________ (________), o qual foi imposto no próprio contrato de empréstimo. Confira-se:</w:t>
       </w:r>
     </w:p>
     <w:p>
@@ -3072,7 +3072,7 @@
           <w:rFonts w:asciiTheme="minorHAnsi" w:hAnsiTheme="minorHAnsi" w:cstheme="minorHAnsi"/>
           <w:lang w:val="pt-BR"/>
         </w:rPr>
-        <w:t xml:space="preserve">Culto Julgador, conforme amplamente demonstrado, a parte requerente no contrato de empréstimo consignado n° 6182708, formalizado com o requerido, foi </w:t>
+        <w:t xml:space="preserve">Culto Julgador, conforme amplamente demonstrado, a parte requerente no contrato de empréstimo consignado n° ________, formalizado com o requerido, foi </w:t>
       </w:r>
       <w:r>
         <w:rPr>
@@ -3088,7 +3088,7 @@
           <w:rFonts w:asciiTheme="minorHAnsi" w:hAnsiTheme="minorHAnsi" w:cstheme="minorHAnsi"/>
           <w:lang w:val="pt-BR"/>
         </w:rPr>
-        <w:t xml:space="preserve"> no valor de R$ 122,27 (cento e vinte e dois reais e vinte e sete centavos), pois caso não houvesse a aquisição do respectivo produto seu empréstimo não seria liberado, configurando a prática abusiva de VENDA CASADA.</w:t>
+        <w:t xml:space="preserve"> no valor de R$ ________ (________), pois caso não houvesse a aquisição do respectivo produto seu empréstimo não seria liberado, configurando a prática abusiva de VENDA CASADA.</w:t>
       </w:r>
     </w:p>
     <w:p>
@@ -5202,7 +5202,7 @@
           <w:rFonts w:asciiTheme="minorHAnsi" w:hAnsiTheme="minorHAnsi" w:cstheme="minorHAnsi"/>
           <w:lang w:val="pt-BR"/>
         </w:rPr>
-        <w:t xml:space="preserve">No caso em tela, resta plenamente demonstrado que a parte autora ao formalizar a contratação do empréstimo consignado n° 6182708, foi compelida a contratar um seguro denominado de “Seguro Prestamista”, pois caso contrário não seria possível a contratação/liberação do respectivo empréstimo. Tal fato, caracteriza-se como prática abusiva do requerido, popularmente conhecida como “venda casada”, agindo o requerido de má-fé ao impor a contratação dos citados seguros. </w:t>
+        <w:t xml:space="preserve">No caso em tela, resta plenamente demonstrado que a parte autora ao formalizar a contratação do empréstimo consignado n° ________, foi compelida a contratar um seguro denominado de “Seguro Prestamista”, pois caso contrário não seria possível a contratação/liberação do respectivo empréstimo. Tal fato, caracteriza-se como prática abusiva do requerido, popularmente conhecida como “venda casada”, agindo o requerido de má-fé ao impor a contratação dos citados seguros. </w:t>
       </w:r>
     </w:p>
     <w:p>
@@ -5725,7 +5725,7 @@
           <w:rFonts w:asciiTheme="minorHAnsi" w:hAnsiTheme="minorHAnsi" w:cstheme="minorHAnsi"/>
           <w:lang w:val="pt-BR"/>
         </w:rPr>
-        <w:t xml:space="preserve">Assim, a parte requerente pugna desde já que Vossa Excelência se digne a condenar o requerido a restituir, em dobro – na forma do art. 42, §U do CDC, o valor pago a título seguro prestamista, no contrato de empréstimo consignado n° 6182708, na importância de </w:t>
+        <w:t xml:space="preserve">Assim, a parte requerente pugna desde já que Vossa Excelência se digne a condenar o requerido a restituir, em dobro – na forma do art. 42, §U do CDC, o valor pago a título seguro prestamista, no contrato de empréstimo consignado n° ________, na importância de </w:t>
       </w:r>
       <w:r>
         <w:rPr>
@@ -5734,7 +5734,7 @@
           <w:bCs/>
           <w:lang w:val="pt-BR"/>
         </w:rPr>
-        <w:t>R$ 122,27 (cento e vinte e dois reais e vinte e sete centavos) e em dobro perfaz o valor de R$ 122,27 x 2 = R$ 244,54 (duzentos e quarenta e quatro reais e cinquenta e quatro centavos)</w:t>
+        <w:t>R$ ________ (________) e em dobro perfaz o valor de R$ ________ x 2 = R$ 244,54 (duzentos e quarenta e quatro reais e cinquenta e quatro centavos)</w:t>
       </w:r>
       <w:r>
         <w:rPr>
@@ -7749,7 +7749,7 @@
           <w:rFonts w:asciiTheme="minorHAnsi" w:hAnsiTheme="minorHAnsi" w:cstheme="minorHAnsi"/>
           <w:lang w:val="pt-BR"/>
         </w:rPr>
-        <w:t xml:space="preserve"> adotada pelo requerido no contrato de empréstimo consignado n° 6182708, infringindo cristalinamente o art. 39, I, do CDC, bem como o art. 17, da Resolução n˚ 2892/01 do BACEN e os recentes julgados do C. STJ nos processos REsp 1.639.320/SP e 1.639.259/SP;</w:t>
+        <w:t xml:space="preserve"> adotada pelo requerido no contrato de empréstimo consignado n° ________, infringindo cristalinamente o art. 39, I, do CDC, bem como o art. 17, da Resolução n˚ 2892/01 do BACEN e os recentes julgados do C. STJ nos processos REsp 1.639.320/SP e 1.639.259/SP;</w:t>
       </w:r>
     </w:p>
     <w:p>
@@ -7779,7 +7779,7 @@
           <w:rFonts w:asciiTheme="minorHAnsi" w:hAnsiTheme="minorHAnsi" w:cstheme="minorHAnsi"/>
           <w:lang w:val="pt-BR"/>
         </w:rPr>
-        <w:t xml:space="preserve">(f.2) Seja o requerido condenado restituir, em dobro – na forma do art. 42, §U do CDC, o valor pago a título seguro prestamista, no contrato de empréstimo consignado n° 6182708, na importância de </w:t>
+        <w:t xml:space="preserve">(f.2) Seja o requerido condenado restituir, em dobro – na forma do art. 42, §U do CDC, o valor pago a título seguro prestamista, no contrato de empréstimo consignado n° ________, na importância de </w:t>
       </w:r>
       <w:r>
         <w:rPr>
@@ -7788,7 +7788,7 @@
           <w:bCs/>
           <w:lang w:val="pt-BR"/>
         </w:rPr>
-        <w:t>R$ 122,27 (cento e vinte e dois reais e vinte e sete centavos) e em dobro perfaz o valor de R$ 122,27 x 2 = R$ 244,54 (duzentos e quarenta e quatro reais e cinquenta e quatro centavos)</w:t>
+        <w:t>R$ ________ (________) e em dobro perfaz o valor de R$ ________ x 2 = R$ 244,54 (duzentos e quarenta e quatro reais e cinquenta e quatro centavos)</w:t>
       </w:r>
       <w:r>
         <w:rPr>
